--- a/Modelos/AP/FAURGS/Declaração_coord_FAURGS.docx
+++ b/Modelos/AP/FAURGS/Declaração_coord_FAURGS.docx
@@ -11,8 +11,6 @@
           <w:szCs w:val="24"/>
         </w:rPr>
       </w:pPr>
-      <w:bookmarkStart w:id="0" w:name="_GoBack"/>
-      <w:bookmarkEnd w:id="0"/>
     </w:p>
     <w:p>
       <w:pPr>
@@ -249,7 +247,25 @@
           <w:b/>
           <w:sz w:val="20"/>
         </w:rPr>
-        <w:t>{{ fundacao }}</w:t>
+        <w:t xml:space="preserve">{{ </w:t>
+      </w:r>
+      <w:proofErr w:type="spellStart"/>
+      <w:r>
+        <w:rPr>
+          <w:rFonts w:ascii="Times New Roman" w:hAnsi="Times New Roman"/>
+          <w:b/>
+          <w:sz w:val="20"/>
+        </w:rPr>
+        <w:t>fundacao</w:t>
+      </w:r>
+      <w:proofErr w:type="spellEnd"/>
+      <w:r>
+        <w:rPr>
+          <w:rFonts w:ascii="Times New Roman" w:hAnsi="Times New Roman"/>
+          <w:b/>
+          <w:sz w:val="20"/>
+        </w:rPr>
+        <w:t xml:space="preserve"> }}</w:t>
       </w:r>
       <w:r>
         <w:rPr>
@@ -278,7 +294,25 @@
           <w:color w:val="FF0000"/>
           <w:sz w:val="20"/>
         </w:rPr>
-        <w:t>{{ nome_projeto }}</w:t>
+        <w:t xml:space="preserve">{{ </w:t>
+      </w:r>
+      <w:proofErr w:type="spellStart"/>
+      <w:r>
+        <w:rPr>
+          <w:rFonts w:ascii="Times New Roman" w:hAnsi="Times New Roman"/>
+          <w:color w:val="FF0000"/>
+          <w:sz w:val="20"/>
+        </w:rPr>
+        <w:t>nome_projeto</w:t>
+      </w:r>
+      <w:proofErr w:type="spellEnd"/>
+      <w:r>
+        <w:rPr>
+          <w:rFonts w:ascii="Times New Roman" w:hAnsi="Times New Roman"/>
+          <w:color w:val="FF0000"/>
+          <w:sz w:val="20"/>
+        </w:rPr>
+        <w:t xml:space="preserve"> }}</w:t>
       </w:r>
       <w:r>
         <w:rPr>
@@ -293,7 +327,25 @@
           <w:color w:val="FF0000"/>
           <w:sz w:val="20"/>
         </w:rPr>
-        <w:t>{{ n_projeto }}</w:t>
+        <w:t xml:space="preserve">{{ </w:t>
+      </w:r>
+      <w:proofErr w:type="spellStart"/>
+      <w:r>
+        <w:rPr>
+          <w:rFonts w:ascii="Times New Roman" w:hAnsi="Times New Roman"/>
+          <w:color w:val="FF0000"/>
+          <w:sz w:val="20"/>
+        </w:rPr>
+        <w:t>n_projeto</w:t>
+      </w:r>
+      <w:proofErr w:type="spellEnd"/>
+      <w:r>
+        <w:rPr>
+          <w:rFonts w:ascii="Times New Roman" w:hAnsi="Times New Roman"/>
+          <w:color w:val="FF0000"/>
+          <w:sz w:val="20"/>
+        </w:rPr>
+        <w:t xml:space="preserve"> }}</w:t>
       </w:r>
     </w:p>
     <w:p>
@@ -1410,7 +1462,25 @@
           <w:sz w:val="18"/>
           <w:szCs w:val="18"/>
         </w:rPr>
-        <w:t>I - divulgar ou fazer uso de informação privilegiada, em proveito próprio ou de terceiro, obtida em razão das atividades exercidas;</w:t>
+        <w:t xml:space="preserve">I - divulgar ou fazer uso de informação privilegiada, em proveito próprio ou de </w:t>
+      </w:r>
+      <w:proofErr w:type="spellStart"/>
+      <w:r>
+        <w:rPr>
+          <w:position w:val="-1"/>
+          <w:sz w:val="18"/>
+          <w:szCs w:val="18"/>
+        </w:rPr>
+        <w:t>terceiro</w:t>
+      </w:r>
+      <w:proofErr w:type="spellEnd"/>
+      <w:r>
+        <w:rPr>
+          <w:position w:val="-1"/>
+          <w:sz w:val="18"/>
+          <w:szCs w:val="18"/>
+        </w:rPr>
+        <w:t>, obtida em razão das atividades exercidas;</w:t>
       </w:r>
     </w:p>
     <w:p>
@@ -1815,7 +1885,23 @@
           <w:rFonts w:ascii="Times New Roman" w:hAnsi="Times New Roman"/>
           <w:sz w:val="20"/>
         </w:rPr>
-        <w:t>{{ data_atual }}</w:t>
+        <w:t xml:space="preserve">{{ </w:t>
+      </w:r>
+      <w:proofErr w:type="spellStart"/>
+      <w:r>
+        <w:rPr>
+          <w:rFonts w:ascii="Times New Roman" w:hAnsi="Times New Roman"/>
+          <w:sz w:val="20"/>
+        </w:rPr>
+        <w:t>data_atual</w:t>
+      </w:r>
+      <w:proofErr w:type="spellEnd"/>
+      <w:r>
+        <w:rPr>
+          <w:rFonts w:ascii="Times New Roman" w:hAnsi="Times New Roman"/>
+          <w:sz w:val="20"/>
+        </w:rPr>
+        <w:t xml:space="preserve"> }}</w:t>
       </w:r>
       <w:r>
         <w:rPr>
@@ -1884,8 +1970,35 @@
       <w:pPr>
         <w:jc w:val="right"/>
       </w:pPr>
-      <w:r>
-        <w:t>{{ nome_coord }} {{ siape_coord }}</w:t>
+      <w:proofErr w:type="gramStart"/>
+      <w:r>
+        <w:t xml:space="preserve">{{ </w:t>
+      </w:r>
+      <w:proofErr w:type="spellStart"/>
+      <w:r>
+        <w:t>nome</w:t>
+      </w:r>
+      <w:proofErr w:type="gramEnd"/>
+      <w:r>
+        <w:t>_coord</w:t>
+      </w:r>
+      <w:proofErr w:type="spellEnd"/>
+      <w:r>
+        <w:t xml:space="preserve"> }} </w:t>
+      </w:r>
+      <w:r>
+        <w:br/>
+      </w:r>
+      <w:r>
+        <w:t xml:space="preserve">{{ </w:t>
+      </w:r>
+      <w:proofErr w:type="spellStart"/>
+      <w:r>
+        <w:t>siape_coord</w:t>
+      </w:r>
+      <w:proofErr w:type="spellEnd"/>
+      <w:r>
+        <w:t xml:space="preserve"> }}</w:t>
       </w:r>
     </w:p>
     <w:p>
@@ -1906,12 +2019,8 @@
           <w:color w:val="FF0000"/>
         </w:rPr>
       </w:pPr>
-      <w:r>
-        <w:rPr>
-          <w:color w:val="FF0000"/>
-        </w:rPr>
-        <w:t>Nome e Matrícula</w:t>
-      </w:r>
+      <w:bookmarkStart w:id="0" w:name="_GoBack"/>
+      <w:bookmarkEnd w:id="0"/>
     </w:p>
     <w:sectPr>
       <w:type w:val="continuous"/>
@@ -2778,7 +2887,6 @@
     <w:uiPriority w:val="99"/>
     <w:semiHidden/>
     <w:unhideWhenUsed/>
-    <w:qFormat/>
     <w:tblPr>
       <w:tblInd w:w="0" w:type="dxa"/>
       <w:tblCellMar>

--- a/Modelos/AP/FAURGS/Declaração_coord_FAURGS.docx
+++ b/Modelos/AP/FAURGS/Declaração_coord_FAURGS.docx
@@ -204,7 +204,14 @@
           <w:rFonts w:ascii="Times New Roman" w:hAnsi="Times New Roman"/>
           <w:sz w:val="20"/>
         </w:rPr>
-        <w:t>; bem como de suas alterações, para execução do</w:t>
+        <w:t xml:space="preserve">; bem como de suas </w:t>
+      </w:r>
+      <w:r>
+        <w:rPr>
+          <w:rFonts w:ascii="Times New Roman" w:hAnsi="Times New Roman"/>
+          <w:sz w:val="20"/>
+        </w:rPr>
+        <w:t>alterações, para execução do</w:t>
       </w:r>
       <w:r>
         <w:rPr>
@@ -272,14 +279,7 @@
           <w:rFonts w:ascii="Times New Roman" w:hAnsi="Times New Roman"/>
           <w:sz w:val="20"/>
         </w:rPr>
-        <w:t>,</w:t>
-      </w:r>
-      <w:r>
-        <w:rPr>
-          <w:rFonts w:ascii="Times New Roman" w:hAnsi="Times New Roman"/>
-          <w:sz w:val="20"/>
-        </w:rPr>
-        <w:t xml:space="preserve"> </w:t>
+        <w:t xml:space="preserve">, </w:t>
       </w:r>
       <w:r>
         <w:rPr>
@@ -291,7 +291,6 @@
       <w:r>
         <w:rPr>
           <w:rFonts w:ascii="Times New Roman" w:hAnsi="Times New Roman"/>
-          <w:color w:val="FF0000"/>
           <w:sz w:val="20"/>
         </w:rPr>
         <w:t xml:space="preserve">{{ </w:t>
@@ -300,7 +299,6 @@
       <w:r>
         <w:rPr>
           <w:rFonts w:ascii="Times New Roman" w:hAnsi="Times New Roman"/>
-          <w:color w:val="FF0000"/>
           <w:sz w:val="20"/>
         </w:rPr>
         <w:t>nome_projeto</w:t>
@@ -309,7 +307,6 @@
       <w:r>
         <w:rPr>
           <w:rFonts w:ascii="Times New Roman" w:hAnsi="Times New Roman"/>
-          <w:color w:val="FF0000"/>
           <w:sz w:val="20"/>
         </w:rPr>
         <w:t xml:space="preserve"> }}</w:t>
@@ -324,7 +321,6 @@
       <w:r>
         <w:rPr>
           <w:rFonts w:ascii="Times New Roman" w:hAnsi="Times New Roman"/>
-          <w:color w:val="FF0000"/>
           <w:sz w:val="20"/>
         </w:rPr>
         <w:t xml:space="preserve">{{ </w:t>
@@ -333,7 +329,6 @@
       <w:r>
         <w:rPr>
           <w:rFonts w:ascii="Times New Roman" w:hAnsi="Times New Roman"/>
-          <w:color w:val="FF0000"/>
           <w:sz w:val="20"/>
         </w:rPr>
         <w:t>n_projeto</w:t>
@@ -342,7 +337,6 @@
       <w:r>
         <w:rPr>
           <w:rFonts w:ascii="Times New Roman" w:hAnsi="Times New Roman"/>
-          <w:color w:val="FF0000"/>
           <w:sz w:val="20"/>
         </w:rPr>
         <w:t xml:space="preserve"> }}</w:t>
@@ -1970,17 +1964,15 @@
       <w:pPr>
         <w:jc w:val="right"/>
       </w:pPr>
-      <w:proofErr w:type="gramStart"/>
+      <w:r>
+        <w:t xml:space="preserve">NOME: </w:t>
+      </w:r>
       <w:r>
         <w:t xml:space="preserve">{{ </w:t>
       </w:r>
       <w:proofErr w:type="spellStart"/>
       <w:r>
-        <w:t>nome</w:t>
-      </w:r>
-      <w:proofErr w:type="gramEnd"/>
-      <w:r>
-        <w:t>_coord</w:t>
+        <w:t>nome_coord</w:t>
       </w:r>
       <w:proofErr w:type="spellEnd"/>
       <w:r>
@@ -1990,37 +1982,40 @@
         <w:br/>
       </w:r>
       <w:r>
-        <w:t xml:space="preserve">{{ </w:t>
-      </w:r>
-      <w:proofErr w:type="spellStart"/>
-      <w:r>
-        <w:t>siape_coord</w:t>
-      </w:r>
-      <w:proofErr w:type="spellEnd"/>
-      <w:r>
-        <w:t xml:space="preserve"> }}</w:t>
-      </w:r>
-    </w:p>
-    <w:p>
-      <w:pPr>
-        <w:jc w:val="right"/>
-        <w:rPr>
-          <w:color w:val="FF0000"/>
-        </w:rPr>
-      </w:pPr>
-      <w:r>
-        <w:t>Coordenador do Projeto</w:t>
-      </w:r>
-    </w:p>
-    <w:p>
-      <w:pPr>
-        <w:jc w:val="right"/>
-        <w:rPr>
-          <w:color w:val="FF0000"/>
-        </w:rPr>
-      </w:pPr>
+        <w:t xml:space="preserve">SIAPE: </w:t>
+      </w:r>
       <w:bookmarkStart w:id="0" w:name="_GoBack"/>
       <w:bookmarkEnd w:id="0"/>
+      <w:r>
+        <w:t xml:space="preserve">{{ </w:t>
+      </w:r>
+      <w:proofErr w:type="spellStart"/>
+      <w:r>
+        <w:t>siape_coord</w:t>
+      </w:r>
+      <w:proofErr w:type="spellEnd"/>
+      <w:r>
+        <w:t xml:space="preserve"> }}</w:t>
+      </w:r>
+    </w:p>
+    <w:p>
+      <w:pPr>
+        <w:jc w:val="right"/>
+        <w:rPr>
+          <w:color w:val="FF0000"/>
+        </w:rPr>
+      </w:pPr>
+      <w:r>
+        <w:t>Coordenador do Projeto</w:t>
+      </w:r>
+    </w:p>
+    <w:p>
+      <w:pPr>
+        <w:jc w:val="right"/>
+        <w:rPr>
+          <w:color w:val="FF0000"/>
+        </w:rPr>
+      </w:pPr>
     </w:p>
     <w:sectPr>
       <w:type w:val="continuous"/>
